--- a/Bài 5.docx
+++ b/Bài 5.docx
@@ -3,12 +3,840 @@
 <w:document xmlns:wpc="http://schemas.microsoft.com/office/word/2010/wordprocessingCanvas" xmlns:cx="http://schemas.microsoft.com/office/drawing/2014/chartex" xmlns:cx1="http://schemas.microsoft.com/office/drawing/2015/9/8/chartex" xmlns:cx2="http://schemas.microsoft.com/office/drawing/2015/10/21/chartex" xmlns:cx3="http://schemas.microsoft.com/office/drawing/2016/5/9/chartex" xmlns:cx4="http://schemas.microsoft.com/office/drawing/2016/5/10/chartex" xmlns:cx5="http://schemas.microsoft.com/office/drawing/2016/5/11/chartex" xmlns:cx6="http://schemas.microsoft.com/office/drawing/2016/5/12/chartex" xmlns:cx7="http://schemas.microsoft.com/office/drawing/2016/5/13/chartex" xmlns:cx8="http://schemas.microsoft.com/office/drawing/2016/5/14/chartex" xmlns:mc="http://schemas.openxmlformats.org/markup-compatibility/2006" xmlns:aink="http://schemas.microsoft.com/office/drawing/2016/ink" xmlns:am3d="http://schemas.microsoft.com/office/drawing/2017/model3d" xmlns:o="urn:schemas-microsoft-com:office:office" xmlns:oel="http://schemas.microsoft.com/office/2019/extlst" xmlns:r="http://schemas.openxmlformats.org/officeDocument/2006/relationships" xmlns:m="http://schemas.openxmlformats.org/officeDocument/2006/math" xmlns:v="urn:schemas-microsoft-com:vml" xmlns:wp14="http://schemas.microsoft.com/office/word/2010/wordprocessingDrawing" xmlns:wp="http://schemas.openxmlformats.org/drawingml/2006/wordprocessingDrawing" xmlns:w10="urn:schemas-microsoft-com:office:word" xmlns:w="http://schemas.openxmlformats.org/wordprocessingml/2006/main" xmlns:w14="http://schemas.microsoft.com/office/word/2010/wordml" xmlns:w15="http://schemas.microsoft.com/office/word/2012/wordml" xmlns:w16cex="http://schemas.microsoft.com/office/word/2018/wordml/cex" xmlns:w16cid="http://schemas.microsoft.com/office/word/2016/wordml/cid" xmlns:w16="http://schemas.microsoft.com/office/word/2018/wordml" xmlns:w16du="http://schemas.microsoft.com/office/word/2023/wordml/word16du" xmlns:w16sdtdh="http://schemas.microsoft.com/office/word/2020/wordml/sdtdatahash" xmlns:w16sdtfl="http://schemas.microsoft.com/office/word/2024/wordml/sdtformatlock" xmlns:w16se="http://schemas.microsoft.com/office/word/2015/wordml/symex" xmlns:wpg="http://schemas.microsoft.com/office/word/2010/wordprocessingGroup" xmlns:wpi="http://schemas.microsoft.com/office/word/2010/wordprocessingInk" xmlns:wne="http://schemas.microsoft.com/office/word/2006/wordml" xmlns:wps="http://schemas.microsoft.com/office/word/2010/wordprocessingShape" mc:Ignorable="w14 w15 w16se w16cid w16 w16cex w16sdtdh w16sdtfl w16du wp14">
   <w:body>
     <w:p>
+      <w:pPr>
+        <w:pStyle w:val="ListParagraph"/>
+        <w:numPr>
+          <w:ilvl w:val="0"/>
+          <w:numId w:val="4"/>
+        </w:numPr>
+      </w:pPr>
+      <w:proofErr w:type="spellStart"/>
+      <w:r>
+        <w:t>Thực</w:t>
+      </w:r>
+      <w:proofErr w:type="spellEnd"/>
+      <w:r>
+        <w:t xml:space="preserve"> </w:t>
+      </w:r>
+      <w:proofErr w:type="spellStart"/>
+      <w:r>
+        <w:t>thể</w:t>
+      </w:r>
+      <w:proofErr w:type="spellEnd"/>
+      <w:r>
+        <w:t xml:space="preserve"> </w:t>
+      </w:r>
+      <w:proofErr w:type="spellStart"/>
+      <w:r>
+        <w:t>độc</w:t>
+      </w:r>
+      <w:proofErr w:type="spellEnd"/>
+      <w:r>
+        <w:t xml:space="preserve"> </w:t>
+      </w:r>
+      <w:proofErr w:type="spellStart"/>
+      <w:r>
+        <w:t>lập</w:t>
+      </w:r>
+      <w:proofErr w:type="spellEnd"/>
+      <w:r>
+        <w:t xml:space="preserve">: REVIEWS </w:t>
+      </w:r>
+      <w:proofErr w:type="spellStart"/>
+      <w:r>
+        <w:t>được</w:t>
+      </w:r>
+      <w:proofErr w:type="spellEnd"/>
+      <w:r>
+        <w:t xml:space="preserve"> </w:t>
+      </w:r>
+      <w:proofErr w:type="spellStart"/>
+      <w:r>
+        <w:t>thiết</w:t>
+      </w:r>
+      <w:proofErr w:type="spellEnd"/>
+      <w:r>
+        <w:t xml:space="preserve"> </w:t>
+      </w:r>
+      <w:proofErr w:type="spellStart"/>
+      <w:r>
+        <w:t>kế</w:t>
+      </w:r>
+      <w:proofErr w:type="spellEnd"/>
+      <w:r>
+        <w:t xml:space="preserve"> </w:t>
+      </w:r>
+      <w:proofErr w:type="spellStart"/>
+      <w:r>
+        <w:t>là</w:t>
+      </w:r>
+      <w:proofErr w:type="spellEnd"/>
+      <w:r>
+        <w:t xml:space="preserve"> </w:t>
+      </w:r>
+      <w:proofErr w:type="spellStart"/>
+      <w:r>
+        <w:t>một</w:t>
+      </w:r>
+      <w:proofErr w:type="spellEnd"/>
+      <w:r>
+        <w:t xml:space="preserve"> </w:t>
+      </w:r>
+      <w:proofErr w:type="spellStart"/>
+      <w:r>
+        <w:t>thực</w:t>
+      </w:r>
+      <w:proofErr w:type="spellEnd"/>
+      <w:r>
+        <w:t xml:space="preserve"> </w:t>
+      </w:r>
+      <w:proofErr w:type="spellStart"/>
+      <w:r>
+        <w:t>thể</w:t>
+      </w:r>
+      <w:proofErr w:type="spellEnd"/>
+      <w:r>
+        <w:t xml:space="preserve"> </w:t>
+      </w:r>
+      <w:proofErr w:type="spellStart"/>
+      <w:r>
+        <w:t>riêng</w:t>
+      </w:r>
+      <w:proofErr w:type="spellEnd"/>
+      <w:r>
+        <w:t xml:space="preserve"> </w:t>
+      </w:r>
+      <w:proofErr w:type="spellStart"/>
+      <w:r>
+        <w:t>biệt</w:t>
+      </w:r>
+      <w:proofErr w:type="spellEnd"/>
+      <w:r>
+        <w:t xml:space="preserve">, </w:t>
+      </w:r>
+      <w:proofErr w:type="spellStart"/>
+      <w:r>
+        <w:t>có</w:t>
+      </w:r>
+      <w:proofErr w:type="spellEnd"/>
+      <w:r>
+        <w:t xml:space="preserve"> </w:t>
+      </w:r>
+      <w:proofErr w:type="spellStart"/>
+      <w:r>
+        <w:t>mã</w:t>
+      </w:r>
+      <w:proofErr w:type="spellEnd"/>
+      <w:r>
+        <w:t xml:space="preserve"> </w:t>
+      </w:r>
+      <w:proofErr w:type="spellStart"/>
+      <w:r>
+        <w:t>định</w:t>
+      </w:r>
+      <w:proofErr w:type="spellEnd"/>
+      <w:r>
+        <w:t xml:space="preserve"> </w:t>
+      </w:r>
+      <w:proofErr w:type="spellStart"/>
+      <w:r>
+        <w:t>danh</w:t>
+      </w:r>
+      <w:proofErr w:type="spellEnd"/>
+      <w:r>
+        <w:t xml:space="preserve"> </w:t>
+      </w:r>
+      <w:proofErr w:type="spellStart"/>
+      <w:r>
+        <w:t>riêng</w:t>
+      </w:r>
+      <w:proofErr w:type="spellEnd"/>
+      <w:r>
+        <w:t xml:space="preserve"> (</w:t>
+      </w:r>
+      <w:proofErr w:type="spellStart"/>
+      <w:r>
+        <w:t>review_id</w:t>
+      </w:r>
+      <w:proofErr w:type="spellEnd"/>
+      <w:r>
+        <w:t xml:space="preserve">). </w:t>
+      </w:r>
+      <w:proofErr w:type="spellStart"/>
+      <w:r>
+        <w:t>Nó</w:t>
+      </w:r>
+      <w:proofErr w:type="spellEnd"/>
+      <w:r>
+        <w:t xml:space="preserve"> </w:t>
+      </w:r>
+      <w:proofErr w:type="spellStart"/>
+      <w:r>
+        <w:t>không</w:t>
+      </w:r>
+      <w:proofErr w:type="spellEnd"/>
+      <w:r>
+        <w:t xml:space="preserve"> </w:t>
+      </w:r>
+      <w:proofErr w:type="spellStart"/>
+      <w:r>
+        <w:t>phải</w:t>
+      </w:r>
+      <w:proofErr w:type="spellEnd"/>
+      <w:r>
+        <w:t xml:space="preserve"> </w:t>
+      </w:r>
+      <w:proofErr w:type="spellStart"/>
+      <w:r>
+        <w:t>là</w:t>
+      </w:r>
+      <w:proofErr w:type="spellEnd"/>
+      <w:r>
+        <w:t xml:space="preserve"> </w:t>
+      </w:r>
+      <w:proofErr w:type="spellStart"/>
+      <w:r>
+        <w:t>một</w:t>
+      </w:r>
+      <w:proofErr w:type="spellEnd"/>
+      <w:r>
+        <w:t xml:space="preserve"> </w:t>
+      </w:r>
+      <w:proofErr w:type="spellStart"/>
+      <w:r>
+        <w:t>thuộc</w:t>
+      </w:r>
+      <w:proofErr w:type="spellEnd"/>
+      <w:r>
+        <w:t xml:space="preserve"> </w:t>
+      </w:r>
+      <w:proofErr w:type="spellStart"/>
+      <w:r>
+        <w:t>tính</w:t>
+      </w:r>
+      <w:proofErr w:type="spellEnd"/>
+      <w:r>
+        <w:t xml:space="preserve"> </w:t>
+      </w:r>
+      <w:proofErr w:type="spellStart"/>
+      <w:r>
+        <w:t>đa</w:t>
+      </w:r>
+      <w:proofErr w:type="spellEnd"/>
+      <w:r>
+        <w:t xml:space="preserve"> </w:t>
+      </w:r>
+      <w:proofErr w:type="spellStart"/>
+      <w:r>
+        <w:t>trị</w:t>
+      </w:r>
+      <w:proofErr w:type="spellEnd"/>
+      <w:r>
+        <w:t xml:space="preserve"> hay </w:t>
+      </w:r>
+      <w:proofErr w:type="spellStart"/>
+      <w:r>
+        <w:t>thuộc</w:t>
+      </w:r>
+      <w:proofErr w:type="spellEnd"/>
+      <w:r>
+        <w:t xml:space="preserve"> </w:t>
+      </w:r>
+      <w:proofErr w:type="spellStart"/>
+      <w:r>
+        <w:t>tính</w:t>
+      </w:r>
+      <w:proofErr w:type="spellEnd"/>
+      <w:r>
+        <w:t xml:space="preserve"> </w:t>
+      </w:r>
+      <w:proofErr w:type="spellStart"/>
+      <w:r>
+        <w:t>phức</w:t>
+      </w:r>
+      <w:proofErr w:type="spellEnd"/>
+      <w:r>
+        <w:t xml:space="preserve"> </w:t>
+      </w:r>
+      <w:proofErr w:type="spellStart"/>
+      <w:r>
+        <w:t>hợp</w:t>
+      </w:r>
+      <w:proofErr w:type="spellEnd"/>
+      <w:r>
+        <w:t xml:space="preserve"> </w:t>
+      </w:r>
+      <w:proofErr w:type="spellStart"/>
+      <w:r>
+        <w:t>nằm</w:t>
+      </w:r>
+      <w:proofErr w:type="spellEnd"/>
+      <w:r>
+        <w:t xml:space="preserve"> </w:t>
+      </w:r>
+      <w:proofErr w:type="spellStart"/>
+      <w:r>
+        <w:t>bên</w:t>
+      </w:r>
+      <w:proofErr w:type="spellEnd"/>
+      <w:r>
+        <w:t xml:space="preserve"> </w:t>
+      </w:r>
+      <w:proofErr w:type="spellStart"/>
+      <w:r>
+        <w:t>trong</w:t>
+      </w:r>
+      <w:proofErr w:type="spellEnd"/>
+      <w:r>
+        <w:t xml:space="preserve"> USERS.</w:t>
+      </w:r>
+    </w:p>
+    <w:p>
+      <w:pPr>
+        <w:pStyle w:val="ListParagraph"/>
+        <w:numPr>
+          <w:ilvl w:val="0"/>
+          <w:numId w:val="4"/>
+        </w:numPr>
+      </w:pPr>
+      <w:proofErr w:type="spellStart"/>
+      <w:r>
+        <w:t>Khóa</w:t>
+      </w:r>
+      <w:proofErr w:type="spellEnd"/>
+      <w:r>
+        <w:t xml:space="preserve"> </w:t>
+      </w:r>
+      <w:proofErr w:type="spellStart"/>
+      <w:r>
+        <w:t>ngoại</w:t>
+      </w:r>
+      <w:proofErr w:type="spellEnd"/>
+      <w:r>
+        <w:t xml:space="preserve"> </w:t>
+      </w:r>
+      <w:proofErr w:type="spellStart"/>
+      <w:r>
+        <w:t>cho</w:t>
+      </w:r>
+      <w:proofErr w:type="spellEnd"/>
+      <w:r>
+        <w:t xml:space="preserve"> </w:t>
+      </w:r>
+      <w:proofErr w:type="spellStart"/>
+      <w:r>
+        <w:t>phép</w:t>
+      </w:r>
+      <w:proofErr w:type="spellEnd"/>
+      <w:r>
+        <w:t xml:space="preserve"> NULL: </w:t>
+      </w:r>
+      <w:proofErr w:type="spellStart"/>
+      <w:r>
+        <w:t>Thuộc</w:t>
+      </w:r>
+      <w:proofErr w:type="spellEnd"/>
+      <w:r>
+        <w:t xml:space="preserve"> </w:t>
+      </w:r>
+      <w:proofErr w:type="spellStart"/>
+      <w:r>
+        <w:t>tính</w:t>
+      </w:r>
+      <w:proofErr w:type="spellEnd"/>
+      <w:r>
+        <w:t xml:space="preserve"> </w:t>
+      </w:r>
+      <w:proofErr w:type="spellStart"/>
+      <w:r>
+        <w:t>user_id</w:t>
+      </w:r>
+      <w:proofErr w:type="spellEnd"/>
+      <w:r>
+        <w:t xml:space="preserve"> (FK, NULL) </w:t>
+      </w:r>
+      <w:proofErr w:type="spellStart"/>
+      <w:r>
+        <w:t>trong</w:t>
+      </w:r>
+      <w:proofErr w:type="spellEnd"/>
+      <w:r>
+        <w:t xml:space="preserve"> </w:t>
+      </w:r>
+      <w:proofErr w:type="spellStart"/>
+      <w:r>
+        <w:t>bảng</w:t>
+      </w:r>
+      <w:proofErr w:type="spellEnd"/>
+      <w:r>
+        <w:t xml:space="preserve"> REVIEWS </w:t>
+      </w:r>
+      <w:proofErr w:type="spellStart"/>
+      <w:r>
+        <w:t>được</w:t>
+      </w:r>
+      <w:proofErr w:type="spellEnd"/>
+      <w:r>
+        <w:t xml:space="preserve"> </w:t>
+      </w:r>
+      <w:proofErr w:type="spellStart"/>
+      <w:r>
+        <w:t>cấu</w:t>
+      </w:r>
+      <w:proofErr w:type="spellEnd"/>
+      <w:r>
+        <w:t xml:space="preserve"> </w:t>
+      </w:r>
+      <w:proofErr w:type="spellStart"/>
+      <w:r>
+        <w:t>hình</w:t>
+      </w:r>
+      <w:proofErr w:type="spellEnd"/>
+      <w:r>
+        <w:t xml:space="preserve"> </w:t>
+      </w:r>
+      <w:proofErr w:type="spellStart"/>
+      <w:r>
+        <w:t>để</w:t>
+      </w:r>
+      <w:proofErr w:type="spellEnd"/>
+      <w:r>
+        <w:t xml:space="preserve"> </w:t>
+      </w:r>
+      <w:proofErr w:type="spellStart"/>
+      <w:r>
+        <w:t>chấp</w:t>
+      </w:r>
+      <w:proofErr w:type="spellEnd"/>
+      <w:r>
+        <w:t xml:space="preserve"> </w:t>
+      </w:r>
+      <w:proofErr w:type="spellStart"/>
+      <w:r>
+        <w:t>nhận</w:t>
+      </w:r>
+      <w:proofErr w:type="spellEnd"/>
+      <w:r>
+        <w:t xml:space="preserve"> </w:t>
+      </w:r>
+      <w:proofErr w:type="spellStart"/>
+      <w:r>
+        <w:t>giá</w:t>
+      </w:r>
+      <w:proofErr w:type="spellEnd"/>
+      <w:r>
+        <w:t xml:space="preserve"> </w:t>
+      </w:r>
+      <w:proofErr w:type="spellStart"/>
+      <w:r>
+        <w:t>trị</w:t>
+      </w:r>
+      <w:proofErr w:type="spellEnd"/>
+      <w:r>
+        <w:t xml:space="preserve"> </w:t>
+      </w:r>
+      <w:proofErr w:type="spellStart"/>
+      <w:r>
+        <w:t>rỗng</w:t>
+      </w:r>
+      <w:proofErr w:type="spellEnd"/>
+      <w:r>
+        <w:t>.</w:t>
+      </w:r>
+    </w:p>
+    <w:p>
+      <w:pPr>
+        <w:pStyle w:val="ListParagraph"/>
+        <w:numPr>
+          <w:ilvl w:val="0"/>
+          <w:numId w:val="4"/>
+        </w:numPr>
+      </w:pPr>
+      <w:proofErr w:type="spellStart"/>
+      <w:r>
+        <w:t>Cơ</w:t>
+      </w:r>
+      <w:proofErr w:type="spellEnd"/>
+      <w:r>
+        <w:t xml:space="preserve"> </w:t>
+      </w:r>
+      <w:proofErr w:type="spellStart"/>
+      <w:r>
+        <w:t>chế</w:t>
+      </w:r>
+      <w:proofErr w:type="spellEnd"/>
+      <w:r>
+        <w:t xml:space="preserve"> </w:t>
+      </w:r>
+      <w:proofErr w:type="spellStart"/>
+      <w:r>
+        <w:t>xử</w:t>
+      </w:r>
+      <w:proofErr w:type="spellEnd"/>
+      <w:r>
+        <w:t xml:space="preserve"> </w:t>
+      </w:r>
+      <w:proofErr w:type="spellStart"/>
+      <w:r>
+        <w:t>lý</w:t>
+      </w:r>
+      <w:proofErr w:type="spellEnd"/>
+      <w:r>
+        <w:t xml:space="preserve">: * Khi </w:t>
+      </w:r>
+      <w:proofErr w:type="spellStart"/>
+      <w:r>
+        <w:t>lệnh</w:t>
+      </w:r>
+      <w:proofErr w:type="spellEnd"/>
+      <w:r>
+        <w:t xml:space="preserve"> </w:t>
+      </w:r>
+      <w:proofErr w:type="spellStart"/>
+      <w:r>
+        <w:t>xóa</w:t>
+      </w:r>
+      <w:proofErr w:type="spellEnd"/>
+      <w:r>
+        <w:t xml:space="preserve"> </w:t>
+      </w:r>
+      <w:proofErr w:type="spellStart"/>
+      <w:r>
+        <w:t>một</w:t>
+      </w:r>
+      <w:proofErr w:type="spellEnd"/>
+      <w:r>
+        <w:t xml:space="preserve"> </w:t>
+      </w:r>
+      <w:proofErr w:type="spellStart"/>
+      <w:r>
+        <w:t>người</w:t>
+      </w:r>
+      <w:proofErr w:type="spellEnd"/>
+      <w:r>
+        <w:t xml:space="preserve"> </w:t>
+      </w:r>
+      <w:proofErr w:type="spellStart"/>
+      <w:r>
+        <w:t>dùng</w:t>
+      </w:r>
+      <w:proofErr w:type="spellEnd"/>
+      <w:r>
+        <w:t xml:space="preserve"> </w:t>
+      </w:r>
+      <w:proofErr w:type="spellStart"/>
+      <w:r>
+        <w:t>được</w:t>
+      </w:r>
+      <w:proofErr w:type="spellEnd"/>
+      <w:r>
+        <w:t xml:space="preserve"> </w:t>
+      </w:r>
+      <w:proofErr w:type="spellStart"/>
+      <w:r>
+        <w:t>thực</w:t>
+      </w:r>
+      <w:proofErr w:type="spellEnd"/>
+      <w:r>
+        <w:t xml:space="preserve"> </w:t>
+      </w:r>
+      <w:proofErr w:type="spellStart"/>
+      <w:r>
+        <w:t>thi</w:t>
+      </w:r>
+      <w:proofErr w:type="spellEnd"/>
+      <w:r>
+        <w:t xml:space="preserve">, </w:t>
+      </w:r>
+      <w:proofErr w:type="spellStart"/>
+      <w:r>
+        <w:t>hệ</w:t>
+      </w:r>
+      <w:proofErr w:type="spellEnd"/>
+      <w:r>
+        <w:t xml:space="preserve"> </w:t>
+      </w:r>
+      <w:proofErr w:type="spellStart"/>
+      <w:r>
+        <w:t>thống</w:t>
+      </w:r>
+      <w:proofErr w:type="spellEnd"/>
+      <w:r>
+        <w:t xml:space="preserve"> </w:t>
+      </w:r>
+      <w:proofErr w:type="spellStart"/>
+      <w:r>
+        <w:t>sẽ</w:t>
+      </w:r>
+      <w:proofErr w:type="spellEnd"/>
+      <w:r>
+        <w:t xml:space="preserve"> </w:t>
+      </w:r>
+      <w:proofErr w:type="spellStart"/>
+      <w:r>
+        <w:t>không</w:t>
+      </w:r>
+      <w:proofErr w:type="spellEnd"/>
+      <w:r>
+        <w:t xml:space="preserve"> </w:t>
+      </w:r>
+      <w:proofErr w:type="spellStart"/>
+      <w:r>
+        <w:t>xóa</w:t>
+      </w:r>
+      <w:proofErr w:type="spellEnd"/>
+      <w:r>
+        <w:t xml:space="preserve"> </w:t>
+      </w:r>
+      <w:proofErr w:type="spellStart"/>
+      <w:r>
+        <w:t>các</w:t>
+      </w:r>
+      <w:proofErr w:type="spellEnd"/>
+      <w:r>
+        <w:t xml:space="preserve"> </w:t>
+      </w:r>
+      <w:proofErr w:type="spellStart"/>
+      <w:r>
+        <w:t>dòng</w:t>
+      </w:r>
+      <w:proofErr w:type="spellEnd"/>
+      <w:r>
+        <w:t xml:space="preserve"> </w:t>
+      </w:r>
+      <w:proofErr w:type="spellStart"/>
+      <w:r>
+        <w:t>dữ</w:t>
+      </w:r>
+      <w:proofErr w:type="spellEnd"/>
+      <w:r>
+        <w:t xml:space="preserve"> </w:t>
+      </w:r>
+      <w:proofErr w:type="spellStart"/>
+      <w:r>
+        <w:t>liệu</w:t>
+      </w:r>
+      <w:proofErr w:type="spellEnd"/>
+      <w:r>
+        <w:t xml:space="preserve"> </w:t>
+      </w:r>
+      <w:proofErr w:type="spellStart"/>
+      <w:r>
+        <w:t>trong</w:t>
+      </w:r>
+      <w:proofErr w:type="spellEnd"/>
+      <w:r>
+        <w:t xml:space="preserve"> </w:t>
+      </w:r>
+      <w:proofErr w:type="spellStart"/>
+      <w:r>
+        <w:t>bảng</w:t>
+      </w:r>
+      <w:proofErr w:type="spellEnd"/>
+      <w:r>
+        <w:t xml:space="preserve"> REVIEWS </w:t>
+      </w:r>
+      <w:proofErr w:type="spellStart"/>
+      <w:r>
+        <w:t>có</w:t>
+      </w:r>
+      <w:proofErr w:type="spellEnd"/>
+      <w:r>
+        <w:t xml:space="preserve"> </w:t>
+      </w:r>
+      <w:proofErr w:type="spellStart"/>
+      <w:r>
+        <w:t>liên</w:t>
+      </w:r>
+      <w:proofErr w:type="spellEnd"/>
+      <w:r>
+        <w:t xml:space="preserve"> </w:t>
+      </w:r>
+      <w:proofErr w:type="spellStart"/>
+      <w:r>
+        <w:t>quan</w:t>
+      </w:r>
+      <w:proofErr w:type="spellEnd"/>
+      <w:r>
+        <w:t>.</w:t>
+      </w:r>
+    </w:p>
+    <w:p>
+      <w:pPr>
+        <w:numPr>
+          <w:ilvl w:val="0"/>
+          <w:numId w:val="3"/>
+        </w:numPr>
+      </w:pPr>
+      <w:r>
+        <w:t xml:space="preserve">Thay </w:t>
+      </w:r>
+      <w:proofErr w:type="spellStart"/>
+      <w:r>
+        <w:t>vào</w:t>
+      </w:r>
+      <w:proofErr w:type="spellEnd"/>
+      <w:r>
+        <w:t xml:space="preserve"> </w:t>
+      </w:r>
+      <w:proofErr w:type="spellStart"/>
+      <w:r>
+        <w:t>đó</w:t>
+      </w:r>
+      <w:proofErr w:type="spellEnd"/>
+      <w:r>
+        <w:t xml:space="preserve">, </w:t>
+      </w:r>
+      <w:proofErr w:type="spellStart"/>
+      <w:r>
+        <w:t>hệ</w:t>
+      </w:r>
+      <w:proofErr w:type="spellEnd"/>
+      <w:r>
+        <w:t xml:space="preserve"> </w:t>
+      </w:r>
+      <w:proofErr w:type="spellStart"/>
+      <w:r>
+        <w:t>thống</w:t>
+      </w:r>
+      <w:proofErr w:type="spellEnd"/>
+      <w:r>
+        <w:t xml:space="preserve"> </w:t>
+      </w:r>
+      <w:proofErr w:type="spellStart"/>
+      <w:r>
+        <w:t>chỉ</w:t>
+      </w:r>
+      <w:proofErr w:type="spellEnd"/>
+      <w:r>
+        <w:t xml:space="preserve"> </w:t>
+      </w:r>
+      <w:proofErr w:type="spellStart"/>
+      <w:r>
+        <w:t>xóa</w:t>
+      </w:r>
+      <w:proofErr w:type="spellEnd"/>
+      <w:r>
+        <w:t xml:space="preserve"> </w:t>
+      </w:r>
+      <w:proofErr w:type="spellStart"/>
+      <w:r>
+        <w:t>giá</w:t>
+      </w:r>
+      <w:proofErr w:type="spellEnd"/>
+      <w:r>
+        <w:t xml:space="preserve"> </w:t>
+      </w:r>
+      <w:proofErr w:type="spellStart"/>
+      <w:r>
+        <w:t>trị</w:t>
+      </w:r>
+      <w:proofErr w:type="spellEnd"/>
+      <w:r>
+        <w:t xml:space="preserve"> </w:t>
+      </w:r>
+      <w:proofErr w:type="spellStart"/>
+      <w:r>
+        <w:t>tại</w:t>
+      </w:r>
+      <w:proofErr w:type="spellEnd"/>
+      <w:r>
+        <w:t xml:space="preserve"> </w:t>
+      </w:r>
+      <w:proofErr w:type="spellStart"/>
+      <w:r>
+        <w:t>cột</w:t>
+      </w:r>
+      <w:proofErr w:type="spellEnd"/>
+      <w:r>
+        <w:t xml:space="preserve"> </w:t>
+      </w:r>
+      <w:proofErr w:type="spellStart"/>
+      <w:r>
+        <w:t>user_id</w:t>
+      </w:r>
+      <w:proofErr w:type="spellEnd"/>
+      <w:r>
+        <w:t xml:space="preserve"> </w:t>
+      </w:r>
+      <w:proofErr w:type="spellStart"/>
+      <w:r>
+        <w:t>của</w:t>
+      </w:r>
+      <w:proofErr w:type="spellEnd"/>
+      <w:r>
+        <w:t xml:space="preserve"> </w:t>
+      </w:r>
+      <w:proofErr w:type="spellStart"/>
+      <w:r>
+        <w:t>các</w:t>
+      </w:r>
+      <w:proofErr w:type="spellEnd"/>
+      <w:r>
+        <w:t xml:space="preserve"> </w:t>
+      </w:r>
+      <w:proofErr w:type="spellStart"/>
+      <w:r>
+        <w:t>bình</w:t>
+      </w:r>
+      <w:proofErr w:type="spellEnd"/>
+      <w:r>
+        <w:t xml:space="preserve"> </w:t>
+      </w:r>
+      <w:proofErr w:type="spellStart"/>
+      <w:r>
+        <w:t>luận</w:t>
+      </w:r>
+      <w:proofErr w:type="spellEnd"/>
+      <w:r>
+        <w:t xml:space="preserve"> </w:t>
+      </w:r>
+      <w:proofErr w:type="spellStart"/>
+      <w:r>
+        <w:t>đó</w:t>
+      </w:r>
+      <w:proofErr w:type="spellEnd"/>
+      <w:r>
+        <w:t xml:space="preserve"> </w:t>
+      </w:r>
+      <w:proofErr w:type="spellStart"/>
+      <w:r>
+        <w:t>và</w:t>
+      </w:r>
+      <w:proofErr w:type="spellEnd"/>
+      <w:r>
+        <w:t xml:space="preserve"> </w:t>
+      </w:r>
+      <w:proofErr w:type="spellStart"/>
+      <w:r>
+        <w:t>thay</w:t>
+      </w:r>
+      <w:proofErr w:type="spellEnd"/>
+      <w:r>
+        <w:t xml:space="preserve"> </w:t>
+      </w:r>
+      <w:proofErr w:type="spellStart"/>
+      <w:r>
+        <w:t>bằng</w:t>
+      </w:r>
+      <w:proofErr w:type="spellEnd"/>
+      <w:r>
+        <w:t xml:space="preserve"> NULL.</w:t>
+      </w:r>
+    </w:p>
+    <w:p>
+      <w:r>
+        <w:br/>
+      </w:r>
+      <w:r>
+        <w:br/>
+      </w:r>
       <w:r>
         <w:drawing>
-          <wp:inline distT="0" distB="0" distL="0" distR="0" wp14:anchorId="1AF9665E" wp14:editId="66ADC9AA">
-            <wp:extent cx="5760720" cy="2976880"/>
+          <wp:inline distT="0" distB="0" distL="0" distR="0" wp14:anchorId="45E521D7" wp14:editId="5A58E2A9">
+            <wp:extent cx="5760720" cy="3094355"/>
             <wp:effectExtent l="0" t="0" r="0" b="0"/>
-            <wp:docPr id="1398352226" name="Picture 1"/>
+            <wp:docPr id="2111616966" name="Picture 1"/>
             <wp:cNvGraphicFramePr>
               <a:graphicFrameLocks xmlns:a="http://schemas.openxmlformats.org/drawingml/2006/main" noChangeAspect="1"/>
             </wp:cNvGraphicFramePr>
@@ -16,11 +844,11 @@
               <a:graphicData uri="http://schemas.openxmlformats.org/drawingml/2006/picture">
                 <pic:pic xmlns:pic="http://schemas.openxmlformats.org/drawingml/2006/picture">
                   <pic:nvPicPr>
-                    <pic:cNvPr id="1398352226" name=""/>
+                    <pic:cNvPr id="2111616966" name=""/>
                     <pic:cNvPicPr/>
                   </pic:nvPicPr>
                   <pic:blipFill>
-                    <a:blip r:embed="rId4"/>
+                    <a:blip r:embed="rId5"/>
                     <a:stretch>
                       <a:fillRect/>
                     </a:stretch>
@@ -28,7 +856,7 @@
                   <pic:spPr>
                     <a:xfrm>
                       <a:off x="0" y="0"/>
-                      <a:ext cx="5760720" cy="2976880"/>
+                      <a:ext cx="5760720" cy="3094355"/>
                     </a:xfrm>
                     <a:prstGeom prst="rect">
                       <a:avLst/>
@@ -49,6 +877,698 @@
     </w:sectPr>
   </w:body>
 </w:document>
+</file>
+
+<file path=word/numbering.xml><?xml version="1.0" encoding="utf-8"?>
+<w:numbering xmlns:wpc="http://schemas.microsoft.com/office/word/2010/wordprocessingCanvas" xmlns:cx="http://schemas.microsoft.com/office/drawing/2014/chartex" xmlns:cx1="http://schemas.microsoft.com/office/drawing/2015/9/8/chartex" xmlns:cx2="http://schemas.microsoft.com/office/drawing/2015/10/21/chartex" xmlns:cx3="http://schemas.microsoft.com/office/drawing/2016/5/9/chartex" xmlns:cx4="http://schemas.microsoft.com/office/drawing/2016/5/10/chartex" xmlns:cx5="http://schemas.microsoft.com/office/drawing/2016/5/11/chartex" xmlns:cx6="http://schemas.microsoft.com/office/drawing/2016/5/12/chartex" xmlns:cx7="http://schemas.microsoft.com/office/drawing/2016/5/13/chartex" xmlns:cx8="http://schemas.microsoft.com/office/drawing/2016/5/14/chartex" xmlns:mc="http://schemas.openxmlformats.org/markup-compatibility/2006" xmlns:aink="http://schemas.microsoft.com/office/drawing/2016/ink" xmlns:am3d="http://schemas.microsoft.com/office/drawing/2017/model3d" xmlns:o="urn:schemas-microsoft-com:office:office" xmlns:oel="http://schemas.microsoft.com/office/2019/extlst" xmlns:r="http://schemas.openxmlformats.org/officeDocument/2006/relationships" xmlns:m="http://schemas.openxmlformats.org/officeDocument/2006/math" xmlns:v="urn:schemas-microsoft-com:vml" xmlns:wp14="http://schemas.microsoft.com/office/word/2010/wordprocessingDrawing" xmlns:wp="http://schemas.openxmlformats.org/drawingml/2006/wordprocessingDrawing" xmlns:w10="urn:schemas-microsoft-com:office:word" xmlns:w="http://schemas.openxmlformats.org/wordprocessingml/2006/main" xmlns:w14="http://schemas.microsoft.com/office/word/2010/wordml" xmlns:w15="http://schemas.microsoft.com/office/word/2012/wordml" xmlns:w16cex="http://schemas.microsoft.com/office/word/2018/wordml/cex" xmlns:w16cid="http://schemas.microsoft.com/office/word/2016/wordml/cid" xmlns:w16="http://schemas.microsoft.com/office/word/2018/wordml" xmlns:w16du="http://schemas.microsoft.com/office/word/2023/wordml/word16du" xmlns:w16sdtdh="http://schemas.microsoft.com/office/word/2020/wordml/sdtdatahash" xmlns:w16sdtfl="http://schemas.microsoft.com/office/word/2024/wordml/sdtformatlock" xmlns:w16se="http://schemas.microsoft.com/office/word/2015/wordml/symex" xmlns:wpg="http://schemas.microsoft.com/office/word/2010/wordprocessingGroup" xmlns:wpi="http://schemas.microsoft.com/office/word/2010/wordprocessingInk" xmlns:wne="http://schemas.microsoft.com/office/word/2006/wordml" xmlns:wps="http://schemas.microsoft.com/office/word/2010/wordprocessingShape" mc:Ignorable="w14 w15 w16se w16cid w16 w16cex w16sdtdh w16sdtfl w16du wp14">
+  <w:abstractNum w:abstractNumId="0" w15:restartNumberingAfterBreak="0">
+    <w:nsid w:val="2E9D0726"/>
+    <w:multiLevelType w:val="multilevel"/>
+    <w:tmpl w:val="BB1492E0"/>
+    <w:lvl w:ilvl="0">
+      <w:start w:val="1"/>
+      <w:numFmt w:val="bullet"/>
+      <w:lvlText w:val=""/>
+      <w:lvlJc w:val="left"/>
+      <w:pPr>
+        <w:tabs>
+          <w:tab w:val="num" w:pos="720"/>
+        </w:tabs>
+        <w:ind w:left="720" w:hanging="360"/>
+      </w:pPr>
+      <w:rPr>
+        <w:rFonts w:ascii="Symbol" w:hAnsi="Symbol" w:hint="default"/>
+        <w:sz w:val="20"/>
+      </w:rPr>
+    </w:lvl>
+    <w:lvl w:ilvl="1" w:tentative="1">
+      <w:start w:val="1"/>
+      <w:numFmt w:val="bullet"/>
+      <w:lvlText w:val="o"/>
+      <w:lvlJc w:val="left"/>
+      <w:pPr>
+        <w:tabs>
+          <w:tab w:val="num" w:pos="1440"/>
+        </w:tabs>
+        <w:ind w:left="1440" w:hanging="360"/>
+      </w:pPr>
+      <w:rPr>
+        <w:rFonts w:ascii="Courier New" w:hAnsi="Courier New" w:hint="default"/>
+        <w:sz w:val="20"/>
+      </w:rPr>
+    </w:lvl>
+    <w:lvl w:ilvl="2" w:tentative="1">
+      <w:start w:val="1"/>
+      <w:numFmt w:val="bullet"/>
+      <w:lvlText w:val=""/>
+      <w:lvlJc w:val="left"/>
+      <w:pPr>
+        <w:tabs>
+          <w:tab w:val="num" w:pos="2160"/>
+        </w:tabs>
+        <w:ind w:left="2160" w:hanging="360"/>
+      </w:pPr>
+      <w:rPr>
+        <w:rFonts w:ascii="Wingdings" w:hAnsi="Wingdings" w:hint="default"/>
+        <w:sz w:val="20"/>
+      </w:rPr>
+    </w:lvl>
+    <w:lvl w:ilvl="3" w:tentative="1">
+      <w:start w:val="1"/>
+      <w:numFmt w:val="bullet"/>
+      <w:lvlText w:val=""/>
+      <w:lvlJc w:val="left"/>
+      <w:pPr>
+        <w:tabs>
+          <w:tab w:val="num" w:pos="2880"/>
+        </w:tabs>
+        <w:ind w:left="2880" w:hanging="360"/>
+      </w:pPr>
+      <w:rPr>
+        <w:rFonts w:ascii="Wingdings" w:hAnsi="Wingdings" w:hint="default"/>
+        <w:sz w:val="20"/>
+      </w:rPr>
+    </w:lvl>
+    <w:lvl w:ilvl="4" w:tentative="1">
+      <w:start w:val="1"/>
+      <w:numFmt w:val="bullet"/>
+      <w:lvlText w:val=""/>
+      <w:lvlJc w:val="left"/>
+      <w:pPr>
+        <w:tabs>
+          <w:tab w:val="num" w:pos="3600"/>
+        </w:tabs>
+        <w:ind w:left="3600" w:hanging="360"/>
+      </w:pPr>
+      <w:rPr>
+        <w:rFonts w:ascii="Wingdings" w:hAnsi="Wingdings" w:hint="default"/>
+        <w:sz w:val="20"/>
+      </w:rPr>
+    </w:lvl>
+    <w:lvl w:ilvl="5" w:tentative="1">
+      <w:start w:val="1"/>
+      <w:numFmt w:val="bullet"/>
+      <w:lvlText w:val=""/>
+      <w:lvlJc w:val="left"/>
+      <w:pPr>
+        <w:tabs>
+          <w:tab w:val="num" w:pos="4320"/>
+        </w:tabs>
+        <w:ind w:left="4320" w:hanging="360"/>
+      </w:pPr>
+      <w:rPr>
+        <w:rFonts w:ascii="Wingdings" w:hAnsi="Wingdings" w:hint="default"/>
+        <w:sz w:val="20"/>
+      </w:rPr>
+    </w:lvl>
+    <w:lvl w:ilvl="6" w:tentative="1">
+      <w:start w:val="1"/>
+      <w:numFmt w:val="bullet"/>
+      <w:lvlText w:val=""/>
+      <w:lvlJc w:val="left"/>
+      <w:pPr>
+        <w:tabs>
+          <w:tab w:val="num" w:pos="5040"/>
+        </w:tabs>
+        <w:ind w:left="5040" w:hanging="360"/>
+      </w:pPr>
+      <w:rPr>
+        <w:rFonts w:ascii="Wingdings" w:hAnsi="Wingdings" w:hint="default"/>
+        <w:sz w:val="20"/>
+      </w:rPr>
+    </w:lvl>
+    <w:lvl w:ilvl="7" w:tentative="1">
+      <w:start w:val="1"/>
+      <w:numFmt w:val="bullet"/>
+      <w:lvlText w:val=""/>
+      <w:lvlJc w:val="left"/>
+      <w:pPr>
+        <w:tabs>
+          <w:tab w:val="num" w:pos="5760"/>
+        </w:tabs>
+        <w:ind w:left="5760" w:hanging="360"/>
+      </w:pPr>
+      <w:rPr>
+        <w:rFonts w:ascii="Wingdings" w:hAnsi="Wingdings" w:hint="default"/>
+        <w:sz w:val="20"/>
+      </w:rPr>
+    </w:lvl>
+    <w:lvl w:ilvl="8" w:tentative="1">
+      <w:start w:val="1"/>
+      <w:numFmt w:val="bullet"/>
+      <w:lvlText w:val=""/>
+      <w:lvlJc w:val="left"/>
+      <w:pPr>
+        <w:tabs>
+          <w:tab w:val="num" w:pos="6480"/>
+        </w:tabs>
+        <w:ind w:left="6480" w:hanging="360"/>
+      </w:pPr>
+      <w:rPr>
+        <w:rFonts w:ascii="Wingdings" w:hAnsi="Wingdings" w:hint="default"/>
+        <w:sz w:val="20"/>
+      </w:rPr>
+    </w:lvl>
+  </w:abstractNum>
+  <w:abstractNum w:abstractNumId="1" w15:restartNumberingAfterBreak="0">
+    <w:nsid w:val="35EF5362"/>
+    <w:multiLevelType w:val="hybridMultilevel"/>
+    <w:tmpl w:val="C194E088"/>
+    <w:lvl w:ilvl="0" w:tplc="82848E26">
+      <w:numFmt w:val="bullet"/>
+      <w:lvlText w:val=""/>
+      <w:lvlJc w:val="left"/>
+      <w:pPr>
+        <w:ind w:left="720" w:hanging="360"/>
+      </w:pPr>
+      <w:rPr>
+        <w:rFonts w:ascii="Times New Roman" w:eastAsiaTheme="minorHAnsi" w:hAnsi="Times New Roman" w:cs="Times New Roman" w:hint="default"/>
+      </w:rPr>
+    </w:lvl>
+    <w:lvl w:ilvl="1" w:tplc="04090003" w:tentative="1">
+      <w:start w:val="1"/>
+      <w:numFmt w:val="bullet"/>
+      <w:lvlText w:val="o"/>
+      <w:lvlJc w:val="left"/>
+      <w:pPr>
+        <w:ind w:left="1440" w:hanging="360"/>
+      </w:pPr>
+      <w:rPr>
+        <w:rFonts w:ascii="Courier New" w:hAnsi="Courier New" w:cs="Courier New" w:hint="default"/>
+      </w:rPr>
+    </w:lvl>
+    <w:lvl w:ilvl="2" w:tplc="04090005" w:tentative="1">
+      <w:start w:val="1"/>
+      <w:numFmt w:val="bullet"/>
+      <w:lvlText w:val=""/>
+      <w:lvlJc w:val="left"/>
+      <w:pPr>
+        <w:ind w:left="2160" w:hanging="360"/>
+      </w:pPr>
+      <w:rPr>
+        <w:rFonts w:ascii="Wingdings" w:hAnsi="Wingdings" w:hint="default"/>
+      </w:rPr>
+    </w:lvl>
+    <w:lvl w:ilvl="3" w:tplc="04090001" w:tentative="1">
+      <w:start w:val="1"/>
+      <w:numFmt w:val="bullet"/>
+      <w:lvlText w:val=""/>
+      <w:lvlJc w:val="left"/>
+      <w:pPr>
+        <w:ind w:left="2880" w:hanging="360"/>
+      </w:pPr>
+      <w:rPr>
+        <w:rFonts w:ascii="Symbol" w:hAnsi="Symbol" w:hint="default"/>
+      </w:rPr>
+    </w:lvl>
+    <w:lvl w:ilvl="4" w:tplc="04090003" w:tentative="1">
+      <w:start w:val="1"/>
+      <w:numFmt w:val="bullet"/>
+      <w:lvlText w:val="o"/>
+      <w:lvlJc w:val="left"/>
+      <w:pPr>
+        <w:ind w:left="3600" w:hanging="360"/>
+      </w:pPr>
+      <w:rPr>
+        <w:rFonts w:ascii="Courier New" w:hAnsi="Courier New" w:cs="Courier New" w:hint="default"/>
+      </w:rPr>
+    </w:lvl>
+    <w:lvl w:ilvl="5" w:tplc="04090005" w:tentative="1">
+      <w:start w:val="1"/>
+      <w:numFmt w:val="bullet"/>
+      <w:lvlText w:val=""/>
+      <w:lvlJc w:val="left"/>
+      <w:pPr>
+        <w:ind w:left="4320" w:hanging="360"/>
+      </w:pPr>
+      <w:rPr>
+        <w:rFonts w:ascii="Wingdings" w:hAnsi="Wingdings" w:hint="default"/>
+      </w:rPr>
+    </w:lvl>
+    <w:lvl w:ilvl="6" w:tplc="04090001" w:tentative="1">
+      <w:start w:val="1"/>
+      <w:numFmt w:val="bullet"/>
+      <w:lvlText w:val=""/>
+      <w:lvlJc w:val="left"/>
+      <w:pPr>
+        <w:ind w:left="5040" w:hanging="360"/>
+      </w:pPr>
+      <w:rPr>
+        <w:rFonts w:ascii="Symbol" w:hAnsi="Symbol" w:hint="default"/>
+      </w:rPr>
+    </w:lvl>
+    <w:lvl w:ilvl="7" w:tplc="04090003" w:tentative="1">
+      <w:start w:val="1"/>
+      <w:numFmt w:val="bullet"/>
+      <w:lvlText w:val="o"/>
+      <w:lvlJc w:val="left"/>
+      <w:pPr>
+        <w:ind w:left="5760" w:hanging="360"/>
+      </w:pPr>
+      <w:rPr>
+        <w:rFonts w:ascii="Courier New" w:hAnsi="Courier New" w:cs="Courier New" w:hint="default"/>
+      </w:rPr>
+    </w:lvl>
+    <w:lvl w:ilvl="8" w:tplc="04090005" w:tentative="1">
+      <w:start w:val="1"/>
+      <w:numFmt w:val="bullet"/>
+      <w:lvlText w:val=""/>
+      <w:lvlJc w:val="left"/>
+      <w:pPr>
+        <w:ind w:left="6480" w:hanging="360"/>
+      </w:pPr>
+      <w:rPr>
+        <w:rFonts w:ascii="Wingdings" w:hAnsi="Wingdings" w:hint="default"/>
+      </w:rPr>
+    </w:lvl>
+  </w:abstractNum>
+  <w:abstractNum w:abstractNumId="2" w15:restartNumberingAfterBreak="0">
+    <w:nsid w:val="415A4B1C"/>
+    <w:multiLevelType w:val="multilevel"/>
+    <w:tmpl w:val="8D80D98C"/>
+    <w:lvl w:ilvl="0">
+      <w:start w:val="1"/>
+      <w:numFmt w:val="bullet"/>
+      <w:lvlText w:val=""/>
+      <w:lvlJc w:val="left"/>
+      <w:pPr>
+        <w:tabs>
+          <w:tab w:val="num" w:pos="720"/>
+        </w:tabs>
+        <w:ind w:left="720" w:hanging="360"/>
+      </w:pPr>
+      <w:rPr>
+        <w:rFonts w:ascii="Symbol" w:hAnsi="Symbol" w:hint="default"/>
+        <w:sz w:val="20"/>
+      </w:rPr>
+    </w:lvl>
+    <w:lvl w:ilvl="1">
+      <w:start w:val="1"/>
+      <w:numFmt w:val="bullet"/>
+      <w:lvlText w:val="o"/>
+      <w:lvlJc w:val="left"/>
+      <w:pPr>
+        <w:tabs>
+          <w:tab w:val="num" w:pos="1440"/>
+        </w:tabs>
+        <w:ind w:left="1440" w:hanging="360"/>
+      </w:pPr>
+      <w:rPr>
+        <w:rFonts w:ascii="Courier New" w:hAnsi="Courier New" w:hint="default"/>
+        <w:sz w:val="20"/>
+      </w:rPr>
+    </w:lvl>
+    <w:lvl w:ilvl="2" w:tentative="1">
+      <w:start w:val="1"/>
+      <w:numFmt w:val="bullet"/>
+      <w:lvlText w:val=""/>
+      <w:lvlJc w:val="left"/>
+      <w:pPr>
+        <w:tabs>
+          <w:tab w:val="num" w:pos="2160"/>
+        </w:tabs>
+        <w:ind w:left="2160" w:hanging="360"/>
+      </w:pPr>
+      <w:rPr>
+        <w:rFonts w:ascii="Wingdings" w:hAnsi="Wingdings" w:hint="default"/>
+        <w:sz w:val="20"/>
+      </w:rPr>
+    </w:lvl>
+    <w:lvl w:ilvl="3" w:tentative="1">
+      <w:start w:val="1"/>
+      <w:numFmt w:val="bullet"/>
+      <w:lvlText w:val=""/>
+      <w:lvlJc w:val="left"/>
+      <w:pPr>
+        <w:tabs>
+          <w:tab w:val="num" w:pos="2880"/>
+        </w:tabs>
+        <w:ind w:left="2880" w:hanging="360"/>
+      </w:pPr>
+      <w:rPr>
+        <w:rFonts w:ascii="Wingdings" w:hAnsi="Wingdings" w:hint="default"/>
+        <w:sz w:val="20"/>
+      </w:rPr>
+    </w:lvl>
+    <w:lvl w:ilvl="4" w:tentative="1">
+      <w:start w:val="1"/>
+      <w:numFmt w:val="bullet"/>
+      <w:lvlText w:val=""/>
+      <w:lvlJc w:val="left"/>
+      <w:pPr>
+        <w:tabs>
+          <w:tab w:val="num" w:pos="3600"/>
+        </w:tabs>
+        <w:ind w:left="3600" w:hanging="360"/>
+      </w:pPr>
+      <w:rPr>
+        <w:rFonts w:ascii="Wingdings" w:hAnsi="Wingdings" w:hint="default"/>
+        <w:sz w:val="20"/>
+      </w:rPr>
+    </w:lvl>
+    <w:lvl w:ilvl="5" w:tentative="1">
+      <w:start w:val="1"/>
+      <w:numFmt w:val="bullet"/>
+      <w:lvlText w:val=""/>
+      <w:lvlJc w:val="left"/>
+      <w:pPr>
+        <w:tabs>
+          <w:tab w:val="num" w:pos="4320"/>
+        </w:tabs>
+        <w:ind w:left="4320" w:hanging="360"/>
+      </w:pPr>
+      <w:rPr>
+        <w:rFonts w:ascii="Wingdings" w:hAnsi="Wingdings" w:hint="default"/>
+        <w:sz w:val="20"/>
+      </w:rPr>
+    </w:lvl>
+    <w:lvl w:ilvl="6" w:tentative="1">
+      <w:start w:val="1"/>
+      <w:numFmt w:val="bullet"/>
+      <w:lvlText w:val=""/>
+      <w:lvlJc w:val="left"/>
+      <w:pPr>
+        <w:tabs>
+          <w:tab w:val="num" w:pos="5040"/>
+        </w:tabs>
+        <w:ind w:left="5040" w:hanging="360"/>
+      </w:pPr>
+      <w:rPr>
+        <w:rFonts w:ascii="Wingdings" w:hAnsi="Wingdings" w:hint="default"/>
+        <w:sz w:val="20"/>
+      </w:rPr>
+    </w:lvl>
+    <w:lvl w:ilvl="7" w:tentative="1">
+      <w:start w:val="1"/>
+      <w:numFmt w:val="bullet"/>
+      <w:lvlText w:val=""/>
+      <w:lvlJc w:val="left"/>
+      <w:pPr>
+        <w:tabs>
+          <w:tab w:val="num" w:pos="5760"/>
+        </w:tabs>
+        <w:ind w:left="5760" w:hanging="360"/>
+      </w:pPr>
+      <w:rPr>
+        <w:rFonts w:ascii="Wingdings" w:hAnsi="Wingdings" w:hint="default"/>
+        <w:sz w:val="20"/>
+      </w:rPr>
+    </w:lvl>
+    <w:lvl w:ilvl="8" w:tentative="1">
+      <w:start w:val="1"/>
+      <w:numFmt w:val="bullet"/>
+      <w:lvlText w:val=""/>
+      <w:lvlJc w:val="left"/>
+      <w:pPr>
+        <w:tabs>
+          <w:tab w:val="num" w:pos="6480"/>
+        </w:tabs>
+        <w:ind w:left="6480" w:hanging="360"/>
+      </w:pPr>
+      <w:rPr>
+        <w:rFonts w:ascii="Wingdings" w:hAnsi="Wingdings" w:hint="default"/>
+        <w:sz w:val="20"/>
+      </w:rPr>
+    </w:lvl>
+  </w:abstractNum>
+  <w:abstractNum w:abstractNumId="3" w15:restartNumberingAfterBreak="0">
+    <w:nsid w:val="542B2E06"/>
+    <w:multiLevelType w:val="multilevel"/>
+    <w:tmpl w:val="9DECCFF4"/>
+    <w:lvl w:ilvl="0">
+      <w:start w:val="1"/>
+      <w:numFmt w:val="bullet"/>
+      <w:lvlText w:val=""/>
+      <w:lvlJc w:val="left"/>
+      <w:pPr>
+        <w:tabs>
+          <w:tab w:val="num" w:pos="720"/>
+        </w:tabs>
+        <w:ind w:left="720" w:hanging="360"/>
+      </w:pPr>
+      <w:rPr>
+        <w:rFonts w:ascii="Symbol" w:hAnsi="Symbol" w:hint="default"/>
+        <w:sz w:val="20"/>
+      </w:rPr>
+    </w:lvl>
+    <w:lvl w:ilvl="1" w:tentative="1">
+      <w:start w:val="1"/>
+      <w:numFmt w:val="bullet"/>
+      <w:lvlText w:val="o"/>
+      <w:lvlJc w:val="left"/>
+      <w:pPr>
+        <w:tabs>
+          <w:tab w:val="num" w:pos="1440"/>
+        </w:tabs>
+        <w:ind w:left="1440" w:hanging="360"/>
+      </w:pPr>
+      <w:rPr>
+        <w:rFonts w:ascii="Courier New" w:hAnsi="Courier New" w:hint="default"/>
+        <w:sz w:val="20"/>
+      </w:rPr>
+    </w:lvl>
+    <w:lvl w:ilvl="2" w:tentative="1">
+      <w:start w:val="1"/>
+      <w:numFmt w:val="bullet"/>
+      <w:lvlText w:val=""/>
+      <w:lvlJc w:val="left"/>
+      <w:pPr>
+        <w:tabs>
+          <w:tab w:val="num" w:pos="2160"/>
+        </w:tabs>
+        <w:ind w:left="2160" w:hanging="360"/>
+      </w:pPr>
+      <w:rPr>
+        <w:rFonts w:ascii="Wingdings" w:hAnsi="Wingdings" w:hint="default"/>
+        <w:sz w:val="20"/>
+      </w:rPr>
+    </w:lvl>
+    <w:lvl w:ilvl="3" w:tentative="1">
+      <w:start w:val="1"/>
+      <w:numFmt w:val="bullet"/>
+      <w:lvlText w:val=""/>
+      <w:lvlJc w:val="left"/>
+      <w:pPr>
+        <w:tabs>
+          <w:tab w:val="num" w:pos="2880"/>
+        </w:tabs>
+        <w:ind w:left="2880" w:hanging="360"/>
+      </w:pPr>
+      <w:rPr>
+        <w:rFonts w:ascii="Wingdings" w:hAnsi="Wingdings" w:hint="default"/>
+        <w:sz w:val="20"/>
+      </w:rPr>
+    </w:lvl>
+    <w:lvl w:ilvl="4" w:tentative="1">
+      <w:start w:val="1"/>
+      <w:numFmt w:val="bullet"/>
+      <w:lvlText w:val=""/>
+      <w:lvlJc w:val="left"/>
+      <w:pPr>
+        <w:tabs>
+          <w:tab w:val="num" w:pos="3600"/>
+        </w:tabs>
+        <w:ind w:left="3600" w:hanging="360"/>
+      </w:pPr>
+      <w:rPr>
+        <w:rFonts w:ascii="Wingdings" w:hAnsi="Wingdings" w:hint="default"/>
+        <w:sz w:val="20"/>
+      </w:rPr>
+    </w:lvl>
+    <w:lvl w:ilvl="5" w:tentative="1">
+      <w:start w:val="1"/>
+      <w:numFmt w:val="bullet"/>
+      <w:lvlText w:val=""/>
+      <w:lvlJc w:val="left"/>
+      <w:pPr>
+        <w:tabs>
+          <w:tab w:val="num" w:pos="4320"/>
+        </w:tabs>
+        <w:ind w:left="4320" w:hanging="360"/>
+      </w:pPr>
+      <w:rPr>
+        <w:rFonts w:ascii="Wingdings" w:hAnsi="Wingdings" w:hint="default"/>
+        <w:sz w:val="20"/>
+      </w:rPr>
+    </w:lvl>
+    <w:lvl w:ilvl="6" w:tentative="1">
+      <w:start w:val="1"/>
+      <w:numFmt w:val="bullet"/>
+      <w:lvlText w:val=""/>
+      <w:lvlJc w:val="left"/>
+      <w:pPr>
+        <w:tabs>
+          <w:tab w:val="num" w:pos="5040"/>
+        </w:tabs>
+        <w:ind w:left="5040" w:hanging="360"/>
+      </w:pPr>
+      <w:rPr>
+        <w:rFonts w:ascii="Wingdings" w:hAnsi="Wingdings" w:hint="default"/>
+        <w:sz w:val="20"/>
+      </w:rPr>
+    </w:lvl>
+    <w:lvl w:ilvl="7" w:tentative="1">
+      <w:start w:val="1"/>
+      <w:numFmt w:val="bullet"/>
+      <w:lvlText w:val=""/>
+      <w:lvlJc w:val="left"/>
+      <w:pPr>
+        <w:tabs>
+          <w:tab w:val="num" w:pos="5760"/>
+        </w:tabs>
+        <w:ind w:left="5760" w:hanging="360"/>
+      </w:pPr>
+      <w:rPr>
+        <w:rFonts w:ascii="Wingdings" w:hAnsi="Wingdings" w:hint="default"/>
+        <w:sz w:val="20"/>
+      </w:rPr>
+    </w:lvl>
+    <w:lvl w:ilvl="8" w:tentative="1">
+      <w:start w:val="1"/>
+      <w:numFmt w:val="bullet"/>
+      <w:lvlText w:val=""/>
+      <w:lvlJc w:val="left"/>
+      <w:pPr>
+        <w:tabs>
+          <w:tab w:val="num" w:pos="6480"/>
+        </w:tabs>
+        <w:ind w:left="6480" w:hanging="360"/>
+      </w:pPr>
+      <w:rPr>
+        <w:rFonts w:ascii="Wingdings" w:hAnsi="Wingdings" w:hint="default"/>
+        <w:sz w:val="20"/>
+      </w:rPr>
+    </w:lvl>
+  </w:abstractNum>
+  <w:abstractNum w:abstractNumId="4" w15:restartNumberingAfterBreak="0">
+    <w:nsid w:val="64E61354"/>
+    <w:multiLevelType w:val="hybridMultilevel"/>
+    <w:tmpl w:val="85D6052A"/>
+    <w:lvl w:ilvl="0" w:tplc="5DE69900">
+      <w:start w:val="1"/>
+      <w:numFmt w:val="bullet"/>
+      <w:lvlText w:val="-"/>
+      <w:lvlJc w:val="left"/>
+      <w:pPr>
+        <w:ind w:left="720" w:hanging="360"/>
+      </w:pPr>
+      <w:rPr>
+        <w:rFonts w:ascii="Times New Roman" w:hAnsi="Times New Roman" w:cs="Times New Roman" w:hint="default"/>
+      </w:rPr>
+    </w:lvl>
+    <w:lvl w:ilvl="1" w:tplc="04090003" w:tentative="1">
+      <w:start w:val="1"/>
+      <w:numFmt w:val="bullet"/>
+      <w:lvlText w:val="o"/>
+      <w:lvlJc w:val="left"/>
+      <w:pPr>
+        <w:ind w:left="1440" w:hanging="360"/>
+      </w:pPr>
+      <w:rPr>
+        <w:rFonts w:ascii="Courier New" w:hAnsi="Courier New" w:cs="Courier New" w:hint="default"/>
+      </w:rPr>
+    </w:lvl>
+    <w:lvl w:ilvl="2" w:tplc="04090005" w:tentative="1">
+      <w:start w:val="1"/>
+      <w:numFmt w:val="bullet"/>
+      <w:lvlText w:val=""/>
+      <w:lvlJc w:val="left"/>
+      <w:pPr>
+        <w:ind w:left="2160" w:hanging="360"/>
+      </w:pPr>
+      <w:rPr>
+        <w:rFonts w:ascii="Wingdings" w:hAnsi="Wingdings" w:hint="default"/>
+      </w:rPr>
+    </w:lvl>
+    <w:lvl w:ilvl="3" w:tplc="04090001" w:tentative="1">
+      <w:start w:val="1"/>
+      <w:numFmt w:val="bullet"/>
+      <w:lvlText w:val=""/>
+      <w:lvlJc w:val="left"/>
+      <w:pPr>
+        <w:ind w:left="2880" w:hanging="360"/>
+      </w:pPr>
+      <w:rPr>
+        <w:rFonts w:ascii="Symbol" w:hAnsi="Symbol" w:hint="default"/>
+      </w:rPr>
+    </w:lvl>
+    <w:lvl w:ilvl="4" w:tplc="04090003" w:tentative="1">
+      <w:start w:val="1"/>
+      <w:numFmt w:val="bullet"/>
+      <w:lvlText w:val="o"/>
+      <w:lvlJc w:val="left"/>
+      <w:pPr>
+        <w:ind w:left="3600" w:hanging="360"/>
+      </w:pPr>
+      <w:rPr>
+        <w:rFonts w:ascii="Courier New" w:hAnsi="Courier New" w:cs="Courier New" w:hint="default"/>
+      </w:rPr>
+    </w:lvl>
+    <w:lvl w:ilvl="5" w:tplc="04090005" w:tentative="1">
+      <w:start w:val="1"/>
+      <w:numFmt w:val="bullet"/>
+      <w:lvlText w:val=""/>
+      <w:lvlJc w:val="left"/>
+      <w:pPr>
+        <w:ind w:left="4320" w:hanging="360"/>
+      </w:pPr>
+      <w:rPr>
+        <w:rFonts w:ascii="Wingdings" w:hAnsi="Wingdings" w:hint="default"/>
+      </w:rPr>
+    </w:lvl>
+    <w:lvl w:ilvl="6" w:tplc="04090001" w:tentative="1">
+      <w:start w:val="1"/>
+      <w:numFmt w:val="bullet"/>
+      <w:lvlText w:val=""/>
+      <w:lvlJc w:val="left"/>
+      <w:pPr>
+        <w:ind w:left="5040" w:hanging="360"/>
+      </w:pPr>
+      <w:rPr>
+        <w:rFonts w:ascii="Symbol" w:hAnsi="Symbol" w:hint="default"/>
+      </w:rPr>
+    </w:lvl>
+    <w:lvl w:ilvl="7" w:tplc="04090003" w:tentative="1">
+      <w:start w:val="1"/>
+      <w:numFmt w:val="bullet"/>
+      <w:lvlText w:val="o"/>
+      <w:lvlJc w:val="left"/>
+      <w:pPr>
+        <w:ind w:left="5760" w:hanging="360"/>
+      </w:pPr>
+      <w:rPr>
+        <w:rFonts w:ascii="Courier New" w:hAnsi="Courier New" w:cs="Courier New" w:hint="default"/>
+      </w:rPr>
+    </w:lvl>
+    <w:lvl w:ilvl="8" w:tplc="04090005" w:tentative="1">
+      <w:start w:val="1"/>
+      <w:numFmt w:val="bullet"/>
+      <w:lvlText w:val=""/>
+      <w:lvlJc w:val="left"/>
+      <w:pPr>
+        <w:ind w:left="6480" w:hanging="360"/>
+      </w:pPr>
+      <w:rPr>
+        <w:rFonts w:ascii="Wingdings" w:hAnsi="Wingdings" w:hint="default"/>
+      </w:rPr>
+    </w:lvl>
+  </w:abstractNum>
+  <w:num w:numId="1" w16cid:durableId="646276071">
+    <w:abstractNumId w:val="2"/>
+  </w:num>
+  <w:num w:numId="2" w16cid:durableId="537205567">
+    <w:abstractNumId w:val="3"/>
+  </w:num>
+  <w:num w:numId="3" w16cid:durableId="126974347">
+    <w:abstractNumId w:val="0"/>
+  </w:num>
+  <w:num w:numId="4" w16cid:durableId="1333991154">
+    <w:abstractNumId w:val="4"/>
+  </w:num>
+  <w:num w:numId="5" w16cid:durableId="507254209">
+    <w:abstractNumId w:val="1"/>
+  </w:num>
+</w:numbering>
 </file>
 
 <file path=word/styles.xml><?xml version="1.0" encoding="utf-8"?>
@@ -459,7 +1979,7 @@
     <w:link w:val="Heading1Char"/>
     <w:uiPriority w:val="9"/>
     <w:qFormat/>
-    <w:rsid w:val="00714FF0"/>
+    <w:rsid w:val="00BF162A"/>
     <w:pPr>
       <w:keepNext/>
       <w:keepLines/>
@@ -482,7 +2002,7 @@
     <w:semiHidden/>
     <w:unhideWhenUsed/>
     <w:qFormat/>
-    <w:rsid w:val="00714FF0"/>
+    <w:rsid w:val="00BF162A"/>
     <w:pPr>
       <w:keepNext/>
       <w:keepLines/>
@@ -505,7 +2025,7 @@
     <w:semiHidden/>
     <w:unhideWhenUsed/>
     <w:qFormat/>
-    <w:rsid w:val="00714FF0"/>
+    <w:rsid w:val="00BF162A"/>
     <w:pPr>
       <w:keepNext/>
       <w:keepLines/>
@@ -528,7 +2048,7 @@
     <w:semiHidden/>
     <w:unhideWhenUsed/>
     <w:qFormat/>
-    <w:rsid w:val="00714FF0"/>
+    <w:rsid w:val="00BF162A"/>
     <w:pPr>
       <w:keepNext/>
       <w:keepLines/>
@@ -551,7 +2071,7 @@
     <w:semiHidden/>
     <w:unhideWhenUsed/>
     <w:qFormat/>
-    <w:rsid w:val="00714FF0"/>
+    <w:rsid w:val="00BF162A"/>
     <w:pPr>
       <w:keepNext/>
       <w:keepLines/>
@@ -572,7 +2092,7 @@
     <w:semiHidden/>
     <w:unhideWhenUsed/>
     <w:qFormat/>
-    <w:rsid w:val="00714FF0"/>
+    <w:rsid w:val="00BF162A"/>
     <w:pPr>
       <w:keepNext/>
       <w:keepLines/>
@@ -595,7 +2115,7 @@
     <w:semiHidden/>
     <w:unhideWhenUsed/>
     <w:qFormat/>
-    <w:rsid w:val="00714FF0"/>
+    <w:rsid w:val="00BF162A"/>
     <w:pPr>
       <w:keepNext/>
       <w:keepLines/>
@@ -616,7 +2136,7 @@
     <w:semiHidden/>
     <w:unhideWhenUsed/>
     <w:qFormat/>
-    <w:rsid w:val="00714FF0"/>
+    <w:rsid w:val="00BF162A"/>
     <w:pPr>
       <w:keepNext/>
       <w:keepLines/>
@@ -639,7 +2159,7 @@
     <w:semiHidden/>
     <w:unhideWhenUsed/>
     <w:qFormat/>
-    <w:rsid w:val="00714FF0"/>
+    <w:rsid w:val="00BF162A"/>
     <w:pPr>
       <w:keepNext/>
       <w:keepLines/>
@@ -654,7 +2174,6 @@
   <w:style w:type="character" w:default="1" w:styleId="DefaultParagraphFont">
     <w:name w:val="Default Paragraph Font"/>
     <w:uiPriority w:val="1"/>
-    <w:semiHidden/>
     <w:unhideWhenUsed/>
   </w:style>
   <w:style w:type="table" w:default="1" w:styleId="TableNormal">
@@ -683,7 +2202,7 @@
     <w:basedOn w:val="DefaultParagraphFont"/>
     <w:link w:val="Heading1"/>
     <w:uiPriority w:val="9"/>
-    <w:rsid w:val="00714FF0"/>
+    <w:rsid w:val="00BF162A"/>
     <w:rPr>
       <w:rFonts w:asciiTheme="majorHAnsi" w:eastAsiaTheme="majorEastAsia" w:hAnsiTheme="majorHAnsi" w:cstheme="majorBidi"/>
       <w:color w:val="2F5496" w:themeColor="accent1" w:themeShade="BF"/>
@@ -697,7 +2216,7 @@
     <w:link w:val="Heading2"/>
     <w:uiPriority w:val="9"/>
     <w:semiHidden/>
-    <w:rsid w:val="00714FF0"/>
+    <w:rsid w:val="00BF162A"/>
     <w:rPr>
       <w:rFonts w:asciiTheme="majorHAnsi" w:eastAsiaTheme="majorEastAsia" w:hAnsiTheme="majorHAnsi" w:cstheme="majorBidi"/>
       <w:color w:val="2F5496" w:themeColor="accent1" w:themeShade="BF"/>
@@ -711,7 +2230,7 @@
     <w:link w:val="Heading3"/>
     <w:uiPriority w:val="9"/>
     <w:semiHidden/>
-    <w:rsid w:val="00714FF0"/>
+    <w:rsid w:val="00BF162A"/>
     <w:rPr>
       <w:rFonts w:asciiTheme="minorHAnsi" w:eastAsiaTheme="majorEastAsia" w:hAnsiTheme="minorHAnsi" w:cstheme="majorBidi"/>
       <w:color w:val="2F5496" w:themeColor="accent1" w:themeShade="BF"/>
@@ -725,7 +2244,7 @@
     <w:link w:val="Heading4"/>
     <w:uiPriority w:val="9"/>
     <w:semiHidden/>
-    <w:rsid w:val="00714FF0"/>
+    <w:rsid w:val="00BF162A"/>
     <w:rPr>
       <w:rFonts w:asciiTheme="minorHAnsi" w:eastAsiaTheme="majorEastAsia" w:hAnsiTheme="minorHAnsi" w:cstheme="majorBidi"/>
       <w:i/>
@@ -739,7 +2258,7 @@
     <w:link w:val="Heading5"/>
     <w:uiPriority w:val="9"/>
     <w:semiHidden/>
-    <w:rsid w:val="00714FF0"/>
+    <w:rsid w:val="00BF162A"/>
     <w:rPr>
       <w:rFonts w:asciiTheme="minorHAnsi" w:eastAsiaTheme="majorEastAsia" w:hAnsiTheme="minorHAnsi" w:cstheme="majorBidi"/>
       <w:color w:val="2F5496" w:themeColor="accent1" w:themeShade="BF"/>
@@ -751,7 +2270,7 @@
     <w:link w:val="Heading6"/>
     <w:uiPriority w:val="9"/>
     <w:semiHidden/>
-    <w:rsid w:val="00714FF0"/>
+    <w:rsid w:val="00BF162A"/>
     <w:rPr>
       <w:rFonts w:asciiTheme="minorHAnsi" w:eastAsiaTheme="majorEastAsia" w:hAnsiTheme="minorHAnsi" w:cstheme="majorBidi"/>
       <w:i/>
@@ -765,7 +2284,7 @@
     <w:link w:val="Heading7"/>
     <w:uiPriority w:val="9"/>
     <w:semiHidden/>
-    <w:rsid w:val="00714FF0"/>
+    <w:rsid w:val="00BF162A"/>
     <w:rPr>
       <w:rFonts w:asciiTheme="minorHAnsi" w:eastAsiaTheme="majorEastAsia" w:hAnsiTheme="minorHAnsi" w:cstheme="majorBidi"/>
       <w:color w:val="595959" w:themeColor="text1" w:themeTint="A6"/>
@@ -777,7 +2296,7 @@
     <w:link w:val="Heading8"/>
     <w:uiPriority w:val="9"/>
     <w:semiHidden/>
-    <w:rsid w:val="00714FF0"/>
+    <w:rsid w:val="00BF162A"/>
     <w:rPr>
       <w:rFonts w:asciiTheme="minorHAnsi" w:eastAsiaTheme="majorEastAsia" w:hAnsiTheme="minorHAnsi" w:cstheme="majorBidi"/>
       <w:i/>
@@ -791,7 +2310,7 @@
     <w:link w:val="Heading9"/>
     <w:uiPriority w:val="9"/>
     <w:semiHidden/>
-    <w:rsid w:val="00714FF0"/>
+    <w:rsid w:val="00BF162A"/>
     <w:rPr>
       <w:rFonts w:asciiTheme="minorHAnsi" w:eastAsiaTheme="majorEastAsia" w:hAnsiTheme="minorHAnsi" w:cstheme="majorBidi"/>
       <w:color w:val="272727" w:themeColor="text1" w:themeTint="D8"/>
@@ -804,7 +2323,7 @@
     <w:link w:val="TitleChar"/>
     <w:uiPriority w:val="10"/>
     <w:qFormat/>
-    <w:rsid w:val="00714FF0"/>
+    <w:rsid w:val="00BF162A"/>
     <w:pPr>
       <w:spacing w:after="80" w:line="240" w:lineRule="auto"/>
       <w:contextualSpacing/>
@@ -822,7 +2341,7 @@
     <w:basedOn w:val="DefaultParagraphFont"/>
     <w:link w:val="Title"/>
     <w:uiPriority w:val="10"/>
-    <w:rsid w:val="00714FF0"/>
+    <w:rsid w:val="00BF162A"/>
     <w:rPr>
       <w:rFonts w:asciiTheme="majorHAnsi" w:eastAsiaTheme="majorEastAsia" w:hAnsiTheme="majorHAnsi" w:cstheme="majorBidi"/>
       <w:spacing w:val="-10"/>
@@ -838,7 +2357,7 @@
     <w:link w:val="SubtitleChar"/>
     <w:uiPriority w:val="11"/>
     <w:qFormat/>
-    <w:rsid w:val="00714FF0"/>
+    <w:rsid w:val="00BF162A"/>
     <w:pPr>
       <w:numPr>
         <w:ilvl w:val="1"/>
@@ -857,7 +2376,7 @@
     <w:basedOn w:val="DefaultParagraphFont"/>
     <w:link w:val="Subtitle"/>
     <w:uiPriority w:val="11"/>
-    <w:rsid w:val="00714FF0"/>
+    <w:rsid w:val="00BF162A"/>
     <w:rPr>
       <w:rFonts w:asciiTheme="minorHAnsi" w:eastAsiaTheme="majorEastAsia" w:hAnsiTheme="minorHAnsi" w:cstheme="majorBidi"/>
       <w:color w:val="595959" w:themeColor="text1" w:themeTint="A6"/>
@@ -873,7 +2392,7 @@
     <w:link w:val="QuoteChar"/>
     <w:uiPriority w:val="29"/>
     <w:qFormat/>
-    <w:rsid w:val="00714FF0"/>
+    <w:rsid w:val="00BF162A"/>
     <w:pPr>
       <w:spacing w:before="160"/>
       <w:jc w:val="center"/>
@@ -889,7 +2408,7 @@
     <w:basedOn w:val="DefaultParagraphFont"/>
     <w:link w:val="Quote"/>
     <w:uiPriority w:val="29"/>
-    <w:rsid w:val="00714FF0"/>
+    <w:rsid w:val="00BF162A"/>
     <w:rPr>
       <w:i/>
       <w:iCs/>
@@ -901,7 +2420,7 @@
     <w:basedOn w:val="Normal"/>
     <w:uiPriority w:val="34"/>
     <w:qFormat/>
-    <w:rsid w:val="00714FF0"/>
+    <w:rsid w:val="00BF162A"/>
     <w:pPr>
       <w:ind w:left="720"/>
       <w:contextualSpacing/>
@@ -912,7 +2431,7 @@
     <w:basedOn w:val="DefaultParagraphFont"/>
     <w:uiPriority w:val="21"/>
     <w:qFormat/>
-    <w:rsid w:val="00714FF0"/>
+    <w:rsid w:val="00BF162A"/>
     <w:rPr>
       <w:i/>
       <w:iCs/>
@@ -926,7 +2445,7 @@
     <w:link w:val="IntenseQuoteChar"/>
     <w:uiPriority w:val="30"/>
     <w:qFormat/>
-    <w:rsid w:val="00714FF0"/>
+    <w:rsid w:val="00BF162A"/>
     <w:pPr>
       <w:pBdr>
         <w:top w:val="single" w:sz="4" w:space="10" w:color="2F5496" w:themeColor="accent1" w:themeShade="BF"/>
@@ -947,7 +2466,7 @@
     <w:basedOn w:val="DefaultParagraphFont"/>
     <w:link w:val="IntenseQuote"/>
     <w:uiPriority w:val="30"/>
-    <w:rsid w:val="00714FF0"/>
+    <w:rsid w:val="00BF162A"/>
     <w:rPr>
       <w:i/>
       <w:iCs/>
@@ -959,7 +2478,7 @@
     <w:basedOn w:val="DefaultParagraphFont"/>
     <w:uiPriority w:val="32"/>
     <w:qFormat/>
-    <w:rsid w:val="00714FF0"/>
+    <w:rsid w:val="00BF162A"/>
     <w:rPr>
       <w:b/>
       <w:bCs/>
